--- a/PCAPL/Lab 4/Lab4_outputs.docx
+++ b/PCAPL/Lab 4/Lab4_outputs.docx
@@ -80,6 +80,66 @@
       </w:pPr>
       <w:r>
         <w:rPr/>
+      </w:r>
+    </w:p>
+    <w:p>
+      <w:pPr>
+        <w:pStyle w:val="TextBody"/>
+        <w:bidi w:val="0"/>
+        <w:spacing w:lineRule="auto" w:line="276" w:before="0" w:after="140"/>
+        <w:jc w:val="left"/>
+        <w:rPr/>
+      </w:pPr>
+      <w:r>
+        <w:rPr/>
+      </w:r>
+    </w:p>
+    <w:p>
+      <w:pPr>
+        <w:pStyle w:val="TextBody"/>
+        <w:bidi w:val="0"/>
+        <w:spacing w:lineRule="auto" w:line="276" w:before="0" w:after="140"/>
+        <w:jc w:val="left"/>
+        <w:rPr/>
+      </w:pPr>
+      <w:r>
+        <w:rPr/>
+      </w:r>
+    </w:p>
+    <w:p>
+      <w:pPr>
+        <w:pStyle w:val="TextBody"/>
+        <w:bidi w:val="0"/>
+        <w:spacing w:lineRule="auto" w:line="276" w:before="0" w:after="140"/>
+        <w:jc w:val="left"/>
+        <w:rPr/>
+      </w:pPr>
+      <w:r>
+        <w:rPr/>
+      </w:r>
+    </w:p>
+    <w:p>
+      <w:pPr>
+        <w:pStyle w:val="TextBody"/>
+        <w:bidi w:val="0"/>
+        <w:spacing w:lineRule="auto" w:line="276" w:before="0" w:after="140"/>
+        <w:jc w:val="left"/>
+        <w:rPr/>
+      </w:pPr>
+      <w:r>
+        <w:rPr/>
+      </w:r>
+    </w:p>
+    <w:p>
+      <w:pPr>
+        <w:pStyle w:val="TextBody"/>
+        <w:bidi w:val="0"/>
+        <w:spacing w:lineRule="auto" w:line="276" w:before="0" w:after="140"/>
+        <w:jc w:val="left"/>
+        <w:rPr/>
+      </w:pPr>
+      <w:r>
+        <w:rPr/>
         <w:t>Q2) Implement a program in MPI to toggle the character of a given string indexed by the rank of the process. Hint: Suppose the string is HELLO and there are 5 processes, then process 0 toggle ‘H’ to ‘h’, process 1 toggle ‘E’ to ‘e’ and so on.</w:t>
       </w:r>
     </w:p>
@@ -150,6 +210,66 @@
       </w:pPr>
       <w:r>
         <w:rPr/>
+      </w:r>
+    </w:p>
+    <w:p>
+      <w:pPr>
+        <w:pStyle w:val="TextBody"/>
+        <w:bidi w:val="0"/>
+        <w:spacing w:lineRule="auto" w:line="276" w:before="0" w:after="140"/>
+        <w:jc w:val="left"/>
+        <w:rPr/>
+      </w:pPr>
+      <w:r>
+        <w:rPr/>
+      </w:r>
+    </w:p>
+    <w:p>
+      <w:pPr>
+        <w:pStyle w:val="TextBody"/>
+        <w:bidi w:val="0"/>
+        <w:spacing w:lineRule="auto" w:line="276" w:before="0" w:after="140"/>
+        <w:jc w:val="left"/>
+        <w:rPr/>
+      </w:pPr>
+      <w:r>
+        <w:rPr/>
+      </w:r>
+    </w:p>
+    <w:p>
+      <w:pPr>
+        <w:pStyle w:val="TextBody"/>
+        <w:bidi w:val="0"/>
+        <w:spacing w:lineRule="auto" w:line="276" w:before="0" w:after="140"/>
+        <w:jc w:val="left"/>
+        <w:rPr/>
+      </w:pPr>
+      <w:r>
+        <w:rPr/>
+      </w:r>
+    </w:p>
+    <w:p>
+      <w:pPr>
+        <w:pStyle w:val="TextBody"/>
+        <w:bidi w:val="0"/>
+        <w:spacing w:lineRule="auto" w:line="276" w:before="0" w:after="140"/>
+        <w:jc w:val="left"/>
+        <w:rPr/>
+      </w:pPr>
+      <w:r>
+        <w:rPr/>
+      </w:r>
+    </w:p>
+    <w:p>
+      <w:pPr>
+        <w:pStyle w:val="TextBody"/>
+        <w:bidi w:val="0"/>
+        <w:spacing w:lineRule="auto" w:line="276" w:before="0" w:after="140"/>
+        <w:jc w:val="left"/>
+        <w:rPr/>
+      </w:pPr>
+      <w:r>
+        <w:rPr/>
         <w:t>Q3) Implement a program in MPI where even ranked process prints factorial of the rank and odd ranked process prints ranks Fibonacci number.</w:t>
       </w:r>
     </w:p>
@@ -220,6 +340,150 @@
       </w:pPr>
       <w:r>
         <w:rPr/>
+      </w:r>
+    </w:p>
+    <w:p>
+      <w:pPr>
+        <w:pStyle w:val="TextBody"/>
+        <w:bidi w:val="0"/>
+        <w:spacing w:lineRule="auto" w:line="276" w:before="0" w:after="140"/>
+        <w:jc w:val="left"/>
+        <w:rPr/>
+      </w:pPr>
+      <w:r>
+        <w:rPr/>
+      </w:r>
+    </w:p>
+    <w:p>
+      <w:pPr>
+        <w:pStyle w:val="TextBody"/>
+        <w:bidi w:val="0"/>
+        <w:spacing w:lineRule="auto" w:line="276" w:before="0" w:after="140"/>
+        <w:jc w:val="left"/>
+        <w:rPr/>
+      </w:pPr>
+      <w:r>
+        <w:rPr/>
+      </w:r>
+    </w:p>
+    <w:p>
+      <w:pPr>
+        <w:pStyle w:val="TextBody"/>
+        <w:bidi w:val="0"/>
+        <w:spacing w:lineRule="auto" w:line="276" w:before="0" w:after="140"/>
+        <w:jc w:val="left"/>
+        <w:rPr/>
+      </w:pPr>
+      <w:r>
+        <w:rPr/>
+      </w:r>
+    </w:p>
+    <w:p>
+      <w:pPr>
+        <w:pStyle w:val="TextBody"/>
+        <w:bidi w:val="0"/>
+        <w:spacing w:lineRule="auto" w:line="276" w:before="0" w:after="140"/>
+        <w:jc w:val="left"/>
+        <w:rPr/>
+      </w:pPr>
+      <w:r>
+        <w:rPr/>
+      </w:r>
+    </w:p>
+    <w:p>
+      <w:pPr>
+        <w:pStyle w:val="TextBody"/>
+        <w:bidi w:val="0"/>
+        <w:spacing w:lineRule="auto" w:line="276" w:before="0" w:after="140"/>
+        <w:jc w:val="left"/>
+        <w:rPr/>
+      </w:pPr>
+      <w:r>
+        <w:rPr/>
+      </w:r>
+    </w:p>
+    <w:p>
+      <w:pPr>
+        <w:pStyle w:val="TextBody"/>
+        <w:bidi w:val="0"/>
+        <w:spacing w:lineRule="auto" w:line="276" w:before="0" w:after="140"/>
+        <w:jc w:val="left"/>
+        <w:rPr/>
+      </w:pPr>
+      <w:r>
+        <w:rPr/>
+      </w:r>
+    </w:p>
+    <w:p>
+      <w:pPr>
+        <w:pStyle w:val="TextBody"/>
+        <w:bidi w:val="0"/>
+        <w:spacing w:lineRule="auto" w:line="276" w:before="0" w:after="140"/>
+        <w:jc w:val="left"/>
+        <w:rPr/>
+      </w:pPr>
+      <w:r>
+        <w:rPr/>
+      </w:r>
+    </w:p>
+    <w:p>
+      <w:pPr>
+        <w:pStyle w:val="TextBody"/>
+        <w:bidi w:val="0"/>
+        <w:spacing w:lineRule="auto" w:line="276" w:before="0" w:after="140"/>
+        <w:jc w:val="left"/>
+        <w:rPr/>
+      </w:pPr>
+      <w:r>
+        <w:rPr/>
+      </w:r>
+    </w:p>
+    <w:p>
+      <w:pPr>
+        <w:pStyle w:val="TextBody"/>
+        <w:bidi w:val="0"/>
+        <w:spacing w:lineRule="auto" w:line="276" w:before="0" w:after="140"/>
+        <w:jc w:val="left"/>
+        <w:rPr/>
+      </w:pPr>
+      <w:r>
+        <w:rPr/>
+      </w:r>
+    </w:p>
+    <w:p>
+      <w:pPr>
+        <w:pStyle w:val="TextBody"/>
+        <w:bidi w:val="0"/>
+        <w:spacing w:lineRule="auto" w:line="276" w:before="0" w:after="140"/>
+        <w:jc w:val="left"/>
+        <w:rPr/>
+      </w:pPr>
+      <w:r>
+        <w:rPr/>
+      </w:r>
+    </w:p>
+    <w:p>
+      <w:pPr>
+        <w:pStyle w:val="TextBody"/>
+        <w:bidi w:val="0"/>
+        <w:spacing w:lineRule="auto" w:line="276" w:before="0" w:after="140"/>
+        <w:jc w:val="left"/>
+        <w:rPr/>
+      </w:pPr>
+      <w:r>
+        <w:rPr/>
+      </w:r>
+    </w:p>
+    <w:p>
+      <w:pPr>
+        <w:pStyle w:val="TextBody"/>
+        <w:bidi w:val="0"/>
+        <w:spacing w:lineRule="auto" w:line="276" w:before="0" w:after="140"/>
+        <w:jc w:val="left"/>
+        <w:rPr/>
+      </w:pPr>
+      <w:r>
+        <w:rPr/>
         <w:t>Q4) Implement a MPI program using synchronous send. The sender process sends a word to the receiver. The second process receives the word, toggles each letter of the word and sends it back to the first process. Both processes use synchronous send operations.</w:t>
       </w:r>
     </w:p>
@@ -290,6 +554,66 @@
       </w:pPr>
       <w:r>
         <w:rPr/>
+      </w:r>
+    </w:p>
+    <w:p>
+      <w:pPr>
+        <w:pStyle w:val="TextBody"/>
+        <w:bidi w:val="0"/>
+        <w:spacing w:lineRule="auto" w:line="276" w:before="0" w:after="140"/>
+        <w:jc w:val="left"/>
+        <w:rPr/>
+      </w:pPr>
+      <w:r>
+        <w:rPr/>
+      </w:r>
+    </w:p>
+    <w:p>
+      <w:pPr>
+        <w:pStyle w:val="TextBody"/>
+        <w:bidi w:val="0"/>
+        <w:spacing w:lineRule="auto" w:line="276" w:before="0" w:after="140"/>
+        <w:jc w:val="left"/>
+        <w:rPr/>
+      </w:pPr>
+      <w:r>
+        <w:rPr/>
+      </w:r>
+    </w:p>
+    <w:p>
+      <w:pPr>
+        <w:pStyle w:val="TextBody"/>
+        <w:bidi w:val="0"/>
+        <w:spacing w:lineRule="auto" w:line="276" w:before="0" w:after="140"/>
+        <w:jc w:val="left"/>
+        <w:rPr/>
+      </w:pPr>
+      <w:r>
+        <w:rPr/>
+      </w:r>
+    </w:p>
+    <w:p>
+      <w:pPr>
+        <w:pStyle w:val="TextBody"/>
+        <w:bidi w:val="0"/>
+        <w:spacing w:lineRule="auto" w:line="276" w:before="0" w:after="140"/>
+        <w:jc w:val="left"/>
+        <w:rPr/>
+      </w:pPr>
+      <w:r>
+        <w:rPr/>
+      </w:r>
+    </w:p>
+    <w:p>
+      <w:pPr>
+        <w:pStyle w:val="TextBody"/>
+        <w:bidi w:val="0"/>
+        <w:spacing w:lineRule="auto" w:line="276" w:before="0" w:after="140"/>
+        <w:jc w:val="left"/>
+        <w:rPr/>
+      </w:pPr>
+      <w:r>
+        <w:rPr/>
         <w:t>Q5) Implement a MPI program where the master process (process 0) sends a number to each of the slaves and the slave processes receive the number and prints it. Use standard send.</w:t>
       </w:r>
     </w:p>
@@ -360,6 +684,114 @@
       </w:pPr>
       <w:r>
         <w:rPr/>
+      </w:r>
+    </w:p>
+    <w:p>
+      <w:pPr>
+        <w:pStyle w:val="TextBody"/>
+        <w:bidi w:val="0"/>
+        <w:spacing w:lineRule="auto" w:line="276" w:before="0" w:after="140"/>
+        <w:jc w:val="left"/>
+        <w:rPr/>
+      </w:pPr>
+      <w:r>
+        <w:rPr/>
+      </w:r>
+    </w:p>
+    <w:p>
+      <w:pPr>
+        <w:pStyle w:val="TextBody"/>
+        <w:bidi w:val="0"/>
+        <w:spacing w:lineRule="auto" w:line="276" w:before="0" w:after="140"/>
+        <w:jc w:val="left"/>
+        <w:rPr/>
+      </w:pPr>
+      <w:r>
+        <w:rPr/>
+      </w:r>
+    </w:p>
+    <w:p>
+      <w:pPr>
+        <w:pStyle w:val="TextBody"/>
+        <w:bidi w:val="0"/>
+        <w:spacing w:lineRule="auto" w:line="276" w:before="0" w:after="140"/>
+        <w:jc w:val="left"/>
+        <w:rPr/>
+      </w:pPr>
+      <w:r>
+        <w:rPr/>
+      </w:r>
+    </w:p>
+    <w:p>
+      <w:pPr>
+        <w:pStyle w:val="TextBody"/>
+        <w:bidi w:val="0"/>
+        <w:spacing w:lineRule="auto" w:line="276" w:before="0" w:after="140"/>
+        <w:jc w:val="left"/>
+        <w:rPr/>
+      </w:pPr>
+      <w:r>
+        <w:rPr/>
+      </w:r>
+    </w:p>
+    <w:p>
+      <w:pPr>
+        <w:pStyle w:val="TextBody"/>
+        <w:bidi w:val="0"/>
+        <w:spacing w:lineRule="auto" w:line="276" w:before="0" w:after="140"/>
+        <w:jc w:val="left"/>
+        <w:rPr/>
+      </w:pPr>
+      <w:r>
+        <w:rPr/>
+      </w:r>
+    </w:p>
+    <w:p>
+      <w:pPr>
+        <w:pStyle w:val="TextBody"/>
+        <w:bidi w:val="0"/>
+        <w:spacing w:lineRule="auto" w:line="276" w:before="0" w:after="140"/>
+        <w:jc w:val="left"/>
+        <w:rPr/>
+      </w:pPr>
+      <w:r>
+        <w:rPr/>
+      </w:r>
+    </w:p>
+    <w:p>
+      <w:pPr>
+        <w:pStyle w:val="TextBody"/>
+        <w:bidi w:val="0"/>
+        <w:spacing w:lineRule="auto" w:line="276" w:before="0" w:after="140"/>
+        <w:jc w:val="left"/>
+        <w:rPr/>
+      </w:pPr>
+      <w:r>
+        <w:rPr/>
+      </w:r>
+    </w:p>
+    <w:p>
+      <w:pPr>
+        <w:pStyle w:val="TextBody"/>
+        <w:bidi w:val="0"/>
+        <w:spacing w:lineRule="auto" w:line="276" w:before="0" w:after="140"/>
+        <w:jc w:val="left"/>
+        <w:rPr/>
+      </w:pPr>
+      <w:r>
+        <w:rPr/>
+      </w:r>
+    </w:p>
+    <w:p>
+      <w:pPr>
+        <w:pStyle w:val="TextBody"/>
+        <w:bidi w:val="0"/>
+        <w:spacing w:lineRule="auto" w:line="276" w:before="0" w:after="140"/>
+        <w:jc w:val="left"/>
+        <w:rPr/>
+      </w:pPr>
+      <w:r>
+        <w:rPr/>
         <w:t>Q6) Implement a MPI program to read an integer value in the root process. Root process sends this value to Process1, Process1 sends this value to Process2 and so on. Last process sends the value back to root process. When sending the value each process will first increment the received value by one. Implement the program using point to point communication routines.</w:t>
       </w:r>
     </w:p>
@@ -430,6 +862,90 @@
       </w:pPr>
       <w:r>
         <w:rPr/>
+      </w:r>
+    </w:p>
+    <w:p>
+      <w:pPr>
+        <w:pStyle w:val="TextBody"/>
+        <w:bidi w:val="0"/>
+        <w:spacing w:lineRule="auto" w:line="276" w:before="0" w:after="140"/>
+        <w:jc w:val="left"/>
+        <w:rPr/>
+      </w:pPr>
+      <w:r>
+        <w:rPr/>
+      </w:r>
+    </w:p>
+    <w:p>
+      <w:pPr>
+        <w:pStyle w:val="TextBody"/>
+        <w:bidi w:val="0"/>
+        <w:spacing w:lineRule="auto" w:line="276" w:before="0" w:after="140"/>
+        <w:jc w:val="left"/>
+        <w:rPr/>
+      </w:pPr>
+      <w:r>
+        <w:rPr/>
+      </w:r>
+    </w:p>
+    <w:p>
+      <w:pPr>
+        <w:pStyle w:val="TextBody"/>
+        <w:bidi w:val="0"/>
+        <w:spacing w:lineRule="auto" w:line="276" w:before="0" w:after="140"/>
+        <w:jc w:val="left"/>
+        <w:rPr/>
+      </w:pPr>
+      <w:r>
+        <w:rPr/>
+      </w:r>
+    </w:p>
+    <w:p>
+      <w:pPr>
+        <w:pStyle w:val="TextBody"/>
+        <w:bidi w:val="0"/>
+        <w:spacing w:lineRule="auto" w:line="276" w:before="0" w:after="140"/>
+        <w:jc w:val="left"/>
+        <w:rPr/>
+      </w:pPr>
+      <w:r>
+        <w:rPr/>
+      </w:r>
+    </w:p>
+    <w:p>
+      <w:pPr>
+        <w:pStyle w:val="TextBody"/>
+        <w:bidi w:val="0"/>
+        <w:spacing w:lineRule="auto" w:line="276" w:before="0" w:after="140"/>
+        <w:jc w:val="left"/>
+        <w:rPr/>
+      </w:pPr>
+      <w:r>
+        <w:rPr/>
+      </w:r>
+    </w:p>
+    <w:p>
+      <w:pPr>
+        <w:pStyle w:val="TextBody"/>
+        <w:bidi w:val="0"/>
+        <w:spacing w:lineRule="auto" w:line="276" w:before="0" w:after="140"/>
+        <w:jc w:val="left"/>
+        <w:rPr/>
+      </w:pPr>
+      <w:r>
+        <w:rPr/>
+      </w:r>
+    </w:p>
+    <w:p>
+      <w:pPr>
+        <w:pStyle w:val="TextBody"/>
+        <w:bidi w:val="0"/>
+        <w:spacing w:lineRule="auto" w:line="276" w:before="0" w:after="140"/>
+        <w:jc w:val="left"/>
+        <w:rPr/>
+      </w:pPr>
+      <w:r>
+        <w:rPr/>
         <w:t>Q7) Implement a MPI program to read N elements of the array in the root process (process 0) where N is equal to the total number of processes. The root process sends one value to each of the slaves. Let even ranked process finds square of the received element and odd ranked process finds cube of received element. Use Buffered send.</w:t>
       </w:r>
     </w:p>
@@ -673,6 +1189,7 @@
       <w:pgNumType w:fmt="decimal"/>
       <w:formProt w:val="false"/>
       <w:textDirection w:val="lrTb"/>
+      <w:docGrid w:type="default" w:linePitch="100" w:charSpace="0"/>
     </w:sectPr>
   </w:body>
 </w:document>
@@ -692,7 +1209,6 @@
     </w:rPrDefault>
     <w:pPrDefault>
       <w:pPr>
-        <w:widowControl/>
         <w:suppressAutoHyphens w:val="true"/>
       </w:pPr>
     </w:pPrDefault>
@@ -702,7 +1218,10 @@
     <w:qFormat/>
     <w:pPr>
       <w:widowControl/>
+      <w:suppressAutoHyphens w:val="true"/>
       <w:bidi w:val="0"/>
+      <w:spacing w:before="0" w:after="0"/>
+      <w:jc w:val="left"/>
     </w:pPr>
     <w:rPr>
       <w:rFonts w:ascii="Liberation Serif" w:hAnsi="Liberation Serif" w:eastAsia="Noto Serif CJK SC" w:cs="FreeSans"/>
